--- a/Tables/Table_2.docx
+++ b/Tables/Table_2.docx
@@ -39,6 +39,16 @@
               <w:pStyle w:val="Normal"/>
             </w:pPr>
             <w:r>
+              <w:t>P</w:t>
+            </w:r>
+          </w:p>
+        </w:tc>
+        <w:tc>
+          <w:p>
+            <w:pPr>
+              <w:pStyle w:val="Normal"/>
+            </w:pPr>
+            <w:r>
               <w:t>g_C</w:t>
             </w:r>
           </w:p>
@@ -70,6 +80,26 @@
             </w:pPr>
             <w:r>
               <w:t>Percentage</w:t>
+            </w:r>
+          </w:p>
+        </w:tc>
+        <w:tc>
+          <w:p>
+            <w:pPr>
+              <w:pStyle w:val="Normal"/>
+            </w:pPr>
+            <w:r>
+              <w:t>q</w:t>
+            </w:r>
+          </w:p>
+        </w:tc>
+        <w:tc>
+          <w:p>
+            <w:pPr>
+              <w:pStyle w:val="Normal"/>
+            </w:pPr>
+            <w:r>
+              <w:t>phi</w:t>
             </w:r>
           </w:p>
         </w:tc>
@@ -101,6 +131,16 @@
               <w:pStyle w:val="Normal"/>
             </w:pPr>
             <w:r>
+              <w:t>0.99</w:t>
+            </w:r>
+          </w:p>
+        </w:tc>
+        <w:tc>
+          <w:p>
+            <w:pPr>
+              <w:pStyle w:val="Normal"/>
+            </w:pPr>
+            <w:r>
               <w:t>3 ± 0.072</w:t>
             </w:r>
           </w:p>
@@ -132,6 +172,26 @@
             </w:pPr>
             <w:r>
               <w:t>35 ± 7.4</w:t>
+            </w:r>
+          </w:p>
+        </w:tc>
+        <w:tc>
+          <w:p>
+            <w:pPr>
+              <w:pStyle w:val="Normal"/>
+            </w:pPr>
+            <w:r>
+              <w:t>1 ± 0.061</w:t>
+            </w:r>
+          </w:p>
+        </w:tc>
+        <w:tc>
+          <w:p>
+            <w:pPr>
+              <w:pStyle w:val="Normal"/>
+            </w:pPr>
+            <w:r>
+              <w:t>5.9 ± 3.2</w:t>
             </w:r>
           </w:p>
         </w:tc>
@@ -163,6 +223,16 @@
               <w:pStyle w:val="Normal"/>
             </w:pPr>
             <w:r>
+              <w:t>1.00</w:t>
+            </w:r>
+          </w:p>
+        </w:tc>
+        <w:tc>
+          <w:p>
+            <w:pPr>
+              <w:pStyle w:val="Normal"/>
+            </w:pPr>
+            <w:r>
               <w:t>3 ± 0.072</w:t>
             </w:r>
           </w:p>
@@ -194,6 +264,26 @@
             </w:pPr>
             <w:r>
               <w:t>20 ± 4.4</w:t>
+            </w:r>
+          </w:p>
+        </w:tc>
+        <w:tc>
+          <w:p>
+            <w:pPr>
+              <w:pStyle w:val="Normal"/>
+            </w:pPr>
+            <w:r>
+              <w:t>0.98 ± 0.063</w:t>
+            </w:r>
+          </w:p>
+        </w:tc>
+        <w:tc>
+          <w:p>
+            <w:pPr>
+              <w:pStyle w:val="Normal"/>
+            </w:pPr>
+            <w:r>
+              <w:t>5.3 ± 2.3</w:t>
             </w:r>
           </w:p>
         </w:tc>
@@ -225,6 +315,16 @@
               <w:pStyle w:val="Normal"/>
             </w:pPr>
             <w:r>
+              <w:t>0.99</w:t>
+            </w:r>
+          </w:p>
+        </w:tc>
+        <w:tc>
+          <w:p>
+            <w:pPr>
+              <w:pStyle w:val="Normal"/>
+            </w:pPr>
+            <w:r>
               <w:t>3 ± 0.072</w:t>
             </w:r>
           </w:p>
@@ -256,6 +356,26 @@
             </w:pPr>
             <w:r>
               <w:t>30 ± 6.6</w:t>
+            </w:r>
+          </w:p>
+        </w:tc>
+        <w:tc>
+          <w:p>
+            <w:pPr>
+              <w:pStyle w:val="Normal"/>
+            </w:pPr>
+            <w:r>
+              <w:t>1 ± 0.06</w:t>
+            </w:r>
+          </w:p>
+        </w:tc>
+        <w:tc>
+          <w:p>
+            <w:pPr>
+              <w:pStyle w:val="Normal"/>
+            </w:pPr>
+            <w:r>
+              <w:t>6.2 ± 3</w:t>
             </w:r>
           </w:p>
         </w:tc>
